--- a/Backend/Director_Disclosure/Output_Disclosures/2024-25/ADANI_DHAMRA_LPG_TERMINAL_PRIVATE_LIMITED/MBP-1/MBP1_Udayan_Jain_08403739.docx
+++ b/Backend/Director_Disclosure/Output_Disclosures/2024-25/ADANI_DHAMRA_LPG_TERMINAL_PRIVATE_LIMITED/MBP-1/MBP1_Udayan_Jain_08403739.docx
@@ -93,88 +93,13 @@
     </w:p>
     <w:p>
       <w:pPr>
-        <w:spacing w:before="0" w:after="0"/>
-        <w:jc w:val="left"/>
-      </w:pPr>
-      <w:r>
-        <w:rPr>
-          <w:rFonts w:ascii="Adani" w:hAnsi="Adani"/>
-          <w:b w:val="0"/>
-          <w:sz w:val="20"/>
-          <w:u w:val="none"/>
-        </w:rPr>
-        <w:t>MUNDRA CRUDE OIL TERMINAL LIMITED</w:t>
-      </w:r>
-    </w:p>
-    <w:p>
-      <w:pPr>
-        <w:spacing w:before="0" w:after="0"/>
-        <w:jc w:val="left"/>
-      </w:pPr>
-      <w:r>
-        <w:rPr>
-          <w:rFonts w:ascii="Adani" w:hAnsi="Adani"/>
-          <w:b w:val="0"/>
-          <w:sz w:val="20"/>
-          <w:u w:val="none"/>
-        </w:rPr>
-        <w:t>DHAMRA INFRASTRUCTURE LIMITED</w:t>
-      </w:r>
-    </w:p>
-    <w:p>
-      <w:pPr>
-        <w:spacing w:before="0" w:after="0"/>
-        <w:jc w:val="left"/>
-      </w:pPr>
-      <w:r>
-        <w:rPr>
-          <w:rFonts w:ascii="Adani" w:hAnsi="Adani"/>
-          <w:b w:val="0"/>
-          <w:sz w:val="20"/>
-          <w:u w:val="none"/>
-        </w:rPr>
-        <w:t>ADANI CONTAINER TERMINAL LIMITED</w:t>
-      </w:r>
-    </w:p>
-    <w:p>
-      <w:pPr>
-        <w:spacing w:before="0" w:after="0"/>
-        <w:jc w:val="left"/>
-      </w:pPr>
-      <w:r>
-        <w:rPr>
-          <w:rFonts w:ascii="Adani" w:hAnsi="Adani"/>
-          <w:b w:val="0"/>
-          <w:sz w:val="20"/>
-          <w:u w:val="none"/>
-        </w:rPr>
-        <w:t>TOTAL ADANI FUELS MARKETING PRIVATE LIMITED</w:t>
-      </w:r>
-    </w:p>
-    <w:p>
-      <w:pPr>
-        <w:spacing w:before="0" w:after="0"/>
-        <w:jc w:val="left"/>
-      </w:pPr>
-      <w:r>
-        <w:rPr>
-          <w:rFonts w:ascii="Adani" w:hAnsi="Adani"/>
-          <w:b w:val="0"/>
-          <w:sz w:val="20"/>
-          <w:u w:val="none"/>
-        </w:rPr>
-        <w:t>MUNDRA LPG TERMINAL PRIVATE LIMITED</w:t>
-      </w:r>
-    </w:p>
-    <w:p>
-      <w:pPr>
         <w:spacing w:before="0" w:after="160"/>
         <w:jc w:val="left"/>
       </w:pPr>
       <w:r>
         <w:rPr>
           <w:rFonts w:ascii="Adani" w:hAnsi="Adani"/>
-          <w:b w:val="0"/>
+          <w:b/>
           <w:sz w:val="20"/>
           <w:u w:val="none"/>
         </w:rPr>
@@ -464,7 +389,7 @@
                 <w:sz w:val="18"/>
                 <w:u w:val="none"/>
               </w:rPr>
-              <w:t>MUNDRA CRUDE OIL TERMINAL LIMITED</w:t>
+              <w:t>AQUA DESILTING PRIVATE LIMITED</w:t>
             </w:r>
           </w:p>
         </w:tc>
@@ -548,717 +473,7 @@
                 <w:sz w:val="18"/>
                 <w:u w:val="none"/>
               </w:rPr>
-              <w:t>08/07/2021</w:t>
-            </w:r>
-          </w:p>
-        </w:tc>
-      </w:tr>
-      <w:tr>
-        <w:tc>
-          <w:tcPr>
-            <w:tcW w:type="dxa" w:w="680"/>
-            <w:shd w:val="clear" w:color="auto" w:fill="FFFFFF"/>
-            <w:tcBorders>
-              <w:top w:val="single" w:sz="4" w:space="0" w:color="000000"/>
-              <w:left w:val="single" w:sz="4" w:space="0" w:color="000000"/>
-              <w:bottom w:val="single" w:sz="4" w:space="0" w:color="000000"/>
-              <w:right w:val="single" w:sz="4" w:space="0" w:color="000000"/>
-            </w:tcBorders>
-            <w:vAlign w:val="center"/>
-          </w:tcPr>
-          <w:p>
-            <w:pPr>
-              <w:spacing w:before="40" w:after="40"/>
-              <w:jc w:val="left"/>
-            </w:pPr>
-            <w:r>
-              <w:rPr>
-                <w:rFonts w:ascii="Adani" w:hAnsi="Adani"/>
-                <w:b w:val="0"/>
-                <w:sz w:val="18"/>
-                <w:u w:val="none"/>
-              </w:rPr>
-              <w:t>2</w:t>
-            </w:r>
-          </w:p>
-        </w:tc>
-        <w:tc>
-          <w:tcPr>
-            <w:tcW w:type="dxa" w:w="3969"/>
-            <w:shd w:val="clear" w:color="auto" w:fill="FFFFFF"/>
-            <w:tcBorders>
-              <w:top w:val="single" w:sz="4" w:space="0" w:color="000000"/>
-              <w:left w:val="single" w:sz="4" w:space="0" w:color="000000"/>
-              <w:bottom w:val="single" w:sz="4" w:space="0" w:color="000000"/>
-              <w:right w:val="single" w:sz="4" w:space="0" w:color="000000"/>
-            </w:tcBorders>
-            <w:vAlign w:val="center"/>
-          </w:tcPr>
-          <w:p>
-            <w:pPr>
-              <w:spacing w:before="40" w:after="40"/>
-              <w:jc w:val="left"/>
-            </w:pPr>
-            <w:r>
-              <w:rPr>
-                <w:rFonts w:ascii="Adani" w:hAnsi="Adani"/>
-                <w:b w:val="0"/>
-                <w:sz w:val="18"/>
-                <w:u w:val="none"/>
-              </w:rPr>
-              <w:t>DHAMRA INFRASTRUCTURE LIMITED</w:t>
-            </w:r>
-          </w:p>
-        </w:tc>
-        <w:tc>
-          <w:tcPr>
-            <w:tcW w:type="dxa" w:w="1814"/>
-            <w:shd w:val="clear" w:color="auto" w:fill="FFFFFF"/>
-            <w:tcBorders>
-              <w:top w:val="single" w:sz="4" w:space="0" w:color="000000"/>
-              <w:left w:val="single" w:sz="4" w:space="0" w:color="000000"/>
-              <w:bottom w:val="single" w:sz="4" w:space="0" w:color="000000"/>
-              <w:right w:val="single" w:sz="4" w:space="0" w:color="000000"/>
-            </w:tcBorders>
-            <w:vAlign w:val="center"/>
-          </w:tcPr>
-          <w:p>
-            <w:pPr>
-              <w:spacing w:before="40" w:after="40"/>
-              <w:jc w:val="left"/>
-            </w:pPr>
-            <w:r>
-              <w:rPr>
-                <w:rFonts w:ascii="Adani" w:hAnsi="Adani"/>
-                <w:b w:val="0"/>
-                <w:sz w:val="18"/>
-                <w:u w:val="none"/>
-              </w:rPr>
-              <w:t>Director</w:t>
-            </w:r>
-          </w:p>
-        </w:tc>
-        <w:tc>
-          <w:tcPr>
-            <w:tcW w:type="dxa" w:w="1020"/>
-            <w:shd w:val="clear" w:color="auto" w:fill="FFFFFF"/>
-            <w:tcBorders>
-              <w:top w:val="single" w:sz="4" w:space="0" w:color="000000"/>
-              <w:left w:val="single" w:sz="4" w:space="0" w:color="000000"/>
-              <w:bottom w:val="single" w:sz="4" w:space="0" w:color="000000"/>
-              <w:right w:val="single" w:sz="4" w:space="0" w:color="000000"/>
-            </w:tcBorders>
-            <w:vAlign w:val="center"/>
-          </w:tcPr>
-          <w:p>
-            <w:pPr>
-              <w:spacing w:before="40" w:after="40"/>
-              <w:jc w:val="left"/>
-            </w:pPr>
-            <w:r>
-              <w:rPr>
-                <w:rFonts w:ascii="Adani" w:hAnsi="Adani"/>
-                <w:b w:val="0"/>
-                <w:sz w:val="18"/>
-                <w:u w:val="none"/>
-              </w:rPr>
-              <w:t>NIL</w:t>
-            </w:r>
-          </w:p>
-        </w:tc>
-        <w:tc>
-          <w:tcPr>
-            <w:tcW w:type="dxa" w:w="1247"/>
-            <w:shd w:val="clear" w:color="auto" w:fill="FFFFFF"/>
-            <w:tcBorders>
-              <w:top w:val="single" w:sz="4" w:space="0" w:color="000000"/>
-              <w:left w:val="single" w:sz="4" w:space="0" w:color="000000"/>
-              <w:bottom w:val="single" w:sz="4" w:space="0" w:color="000000"/>
-              <w:right w:val="single" w:sz="4" w:space="0" w:color="000000"/>
-            </w:tcBorders>
-            <w:vAlign w:val="center"/>
-          </w:tcPr>
-          <w:p>
-            <w:pPr>
-              <w:spacing w:before="40" w:after="40"/>
-              <w:jc w:val="left"/>
-            </w:pPr>
-            <w:r>
-              <w:rPr>
-                <w:rFonts w:ascii="Adani" w:hAnsi="Adani"/>
-                <w:b w:val="0"/>
-                <w:sz w:val="18"/>
-                <w:u w:val="none"/>
-              </w:rPr>
-              <w:t>28/06/2021</w:t>
-            </w:r>
-          </w:p>
-        </w:tc>
-      </w:tr>
-      <w:tr>
-        <w:tc>
-          <w:tcPr>
-            <w:tcW w:type="dxa" w:w="680"/>
-            <w:shd w:val="clear" w:color="auto" w:fill="FFFFFF"/>
-            <w:tcBorders>
-              <w:top w:val="single" w:sz="4" w:space="0" w:color="000000"/>
-              <w:left w:val="single" w:sz="4" w:space="0" w:color="000000"/>
-              <w:bottom w:val="single" w:sz="4" w:space="0" w:color="000000"/>
-              <w:right w:val="single" w:sz="4" w:space="0" w:color="000000"/>
-            </w:tcBorders>
-            <w:vAlign w:val="center"/>
-          </w:tcPr>
-          <w:p>
-            <w:pPr>
-              <w:spacing w:before="40" w:after="40"/>
-              <w:jc w:val="left"/>
-            </w:pPr>
-            <w:r>
-              <w:rPr>
-                <w:rFonts w:ascii="Adani" w:hAnsi="Adani"/>
-                <w:b w:val="0"/>
-                <w:sz w:val="18"/>
-                <w:u w:val="none"/>
-              </w:rPr>
-              <w:t>3</w:t>
-            </w:r>
-          </w:p>
-        </w:tc>
-        <w:tc>
-          <w:tcPr>
-            <w:tcW w:type="dxa" w:w="3969"/>
-            <w:shd w:val="clear" w:color="auto" w:fill="FFFFFF"/>
-            <w:tcBorders>
-              <w:top w:val="single" w:sz="4" w:space="0" w:color="000000"/>
-              <w:left w:val="single" w:sz="4" w:space="0" w:color="000000"/>
-              <w:bottom w:val="single" w:sz="4" w:space="0" w:color="000000"/>
-              <w:right w:val="single" w:sz="4" w:space="0" w:color="000000"/>
-            </w:tcBorders>
-            <w:vAlign w:val="center"/>
-          </w:tcPr>
-          <w:p>
-            <w:pPr>
-              <w:spacing w:before="40" w:after="40"/>
-              <w:jc w:val="left"/>
-            </w:pPr>
-            <w:r>
-              <w:rPr>
-                <w:rFonts w:ascii="Adani" w:hAnsi="Adani"/>
-                <w:b w:val="0"/>
-                <w:sz w:val="18"/>
-                <w:u w:val="none"/>
-              </w:rPr>
-              <w:t>ADANI CONTAINER TERMINAL LIMITED</w:t>
-            </w:r>
-          </w:p>
-        </w:tc>
-        <w:tc>
-          <w:tcPr>
-            <w:tcW w:type="dxa" w:w="1814"/>
-            <w:shd w:val="clear" w:color="auto" w:fill="FFFFFF"/>
-            <w:tcBorders>
-              <w:top w:val="single" w:sz="4" w:space="0" w:color="000000"/>
-              <w:left w:val="single" w:sz="4" w:space="0" w:color="000000"/>
-              <w:bottom w:val="single" w:sz="4" w:space="0" w:color="000000"/>
-              <w:right w:val="single" w:sz="4" w:space="0" w:color="000000"/>
-            </w:tcBorders>
-            <w:vAlign w:val="center"/>
-          </w:tcPr>
-          <w:p>
-            <w:pPr>
-              <w:spacing w:before="40" w:after="40"/>
-              <w:jc w:val="left"/>
-            </w:pPr>
-            <w:r>
-              <w:rPr>
-                <w:rFonts w:ascii="Adani" w:hAnsi="Adani"/>
-                <w:b w:val="0"/>
-                <w:sz w:val="18"/>
-                <w:u w:val="none"/>
-              </w:rPr>
-              <w:t>Director</w:t>
-            </w:r>
-          </w:p>
-        </w:tc>
-        <w:tc>
-          <w:tcPr>
-            <w:tcW w:type="dxa" w:w="1020"/>
-            <w:shd w:val="clear" w:color="auto" w:fill="FFFFFF"/>
-            <w:tcBorders>
-              <w:top w:val="single" w:sz="4" w:space="0" w:color="000000"/>
-              <w:left w:val="single" w:sz="4" w:space="0" w:color="000000"/>
-              <w:bottom w:val="single" w:sz="4" w:space="0" w:color="000000"/>
-              <w:right w:val="single" w:sz="4" w:space="0" w:color="000000"/>
-            </w:tcBorders>
-            <w:vAlign w:val="center"/>
-          </w:tcPr>
-          <w:p>
-            <w:pPr>
-              <w:spacing w:before="40" w:after="40"/>
-              <w:jc w:val="left"/>
-            </w:pPr>
-            <w:r>
-              <w:rPr>
-                <w:rFonts w:ascii="Adani" w:hAnsi="Adani"/>
-                <w:b w:val="0"/>
-                <w:sz w:val="18"/>
-                <w:u w:val="none"/>
-              </w:rPr>
-              <w:t>NIL</w:t>
-            </w:r>
-          </w:p>
-        </w:tc>
-        <w:tc>
-          <w:tcPr>
-            <w:tcW w:type="dxa" w:w="1247"/>
-            <w:shd w:val="clear" w:color="auto" w:fill="FFFFFF"/>
-            <w:tcBorders>
-              <w:top w:val="single" w:sz="4" w:space="0" w:color="000000"/>
-              <w:left w:val="single" w:sz="4" w:space="0" w:color="000000"/>
-              <w:bottom w:val="single" w:sz="4" w:space="0" w:color="000000"/>
-              <w:right w:val="single" w:sz="4" w:space="0" w:color="000000"/>
-            </w:tcBorders>
-            <w:vAlign w:val="center"/>
-          </w:tcPr>
-          <w:p>
-            <w:pPr>
-              <w:spacing w:before="40" w:after="40"/>
-              <w:jc w:val="left"/>
-            </w:pPr>
-            <w:r>
-              <w:rPr>
-                <w:rFonts w:ascii="Adani" w:hAnsi="Adani"/>
-                <w:b w:val="0"/>
-                <w:sz w:val="18"/>
-                <w:u w:val="none"/>
-              </w:rPr>
-              <w:t>12/12/2019</w:t>
-            </w:r>
-          </w:p>
-        </w:tc>
-      </w:tr>
-      <w:tr>
-        <w:tc>
-          <w:tcPr>
-            <w:tcW w:type="dxa" w:w="680"/>
-            <w:shd w:val="clear" w:color="auto" w:fill="FFFFFF"/>
-            <w:tcBorders>
-              <w:top w:val="single" w:sz="4" w:space="0" w:color="000000"/>
-              <w:left w:val="single" w:sz="4" w:space="0" w:color="000000"/>
-              <w:bottom w:val="single" w:sz="4" w:space="0" w:color="000000"/>
-              <w:right w:val="single" w:sz="4" w:space="0" w:color="000000"/>
-            </w:tcBorders>
-            <w:vAlign w:val="center"/>
-          </w:tcPr>
-          <w:p>
-            <w:pPr>
-              <w:spacing w:before="40" w:after="40"/>
-              <w:jc w:val="left"/>
-            </w:pPr>
-            <w:r>
-              <w:rPr>
-                <w:rFonts w:ascii="Adani" w:hAnsi="Adani"/>
-                <w:b w:val="0"/>
-                <w:sz w:val="18"/>
-                <w:u w:val="none"/>
-              </w:rPr>
-              <w:t>4</w:t>
-            </w:r>
-          </w:p>
-        </w:tc>
-        <w:tc>
-          <w:tcPr>
-            <w:tcW w:type="dxa" w:w="3969"/>
-            <w:shd w:val="clear" w:color="auto" w:fill="FFFFFF"/>
-            <w:tcBorders>
-              <w:top w:val="single" w:sz="4" w:space="0" w:color="000000"/>
-              <w:left w:val="single" w:sz="4" w:space="0" w:color="000000"/>
-              <w:bottom w:val="single" w:sz="4" w:space="0" w:color="000000"/>
-              <w:right w:val="single" w:sz="4" w:space="0" w:color="000000"/>
-            </w:tcBorders>
-            <w:vAlign w:val="center"/>
-          </w:tcPr>
-          <w:p>
-            <w:pPr>
-              <w:spacing w:before="40" w:after="40"/>
-              <w:jc w:val="left"/>
-            </w:pPr>
-            <w:r>
-              <w:rPr>
-                <w:rFonts w:ascii="Adani" w:hAnsi="Adani"/>
-                <w:b w:val="0"/>
-                <w:sz w:val="18"/>
-                <w:u w:val="none"/>
-              </w:rPr>
-              <w:t>TOTAL ADANI FUELS MARKETING PRIVATE LIMITED</w:t>
-            </w:r>
-          </w:p>
-        </w:tc>
-        <w:tc>
-          <w:tcPr>
-            <w:tcW w:type="dxa" w:w="1814"/>
-            <w:shd w:val="clear" w:color="auto" w:fill="FFFFFF"/>
-            <w:tcBorders>
-              <w:top w:val="single" w:sz="4" w:space="0" w:color="000000"/>
-              <w:left w:val="single" w:sz="4" w:space="0" w:color="000000"/>
-              <w:bottom w:val="single" w:sz="4" w:space="0" w:color="000000"/>
-              <w:right w:val="single" w:sz="4" w:space="0" w:color="000000"/>
-            </w:tcBorders>
-            <w:vAlign w:val="center"/>
-          </w:tcPr>
-          <w:p>
-            <w:pPr>
-              <w:spacing w:before="40" w:after="40"/>
-              <w:jc w:val="left"/>
-            </w:pPr>
-            <w:r>
-              <w:rPr>
-                <w:rFonts w:ascii="Adani" w:hAnsi="Adani"/>
-                <w:b w:val="0"/>
-                <w:sz w:val="18"/>
-                <w:u w:val="none"/>
-              </w:rPr>
-              <w:t>Director</w:t>
-            </w:r>
-          </w:p>
-        </w:tc>
-        <w:tc>
-          <w:tcPr>
-            <w:tcW w:type="dxa" w:w="1020"/>
-            <w:shd w:val="clear" w:color="auto" w:fill="FFFFFF"/>
-            <w:tcBorders>
-              <w:top w:val="single" w:sz="4" w:space="0" w:color="000000"/>
-              <w:left w:val="single" w:sz="4" w:space="0" w:color="000000"/>
-              <w:bottom w:val="single" w:sz="4" w:space="0" w:color="000000"/>
-              <w:right w:val="single" w:sz="4" w:space="0" w:color="000000"/>
-            </w:tcBorders>
-            <w:vAlign w:val="center"/>
-          </w:tcPr>
-          <w:p>
-            <w:pPr>
-              <w:spacing w:before="40" w:after="40"/>
-              <w:jc w:val="left"/>
-            </w:pPr>
-            <w:r>
-              <w:rPr>
-                <w:rFonts w:ascii="Adani" w:hAnsi="Adani"/>
-                <w:b w:val="0"/>
-                <w:sz w:val="18"/>
-                <w:u w:val="none"/>
-              </w:rPr>
-              <w:t>NIL</w:t>
-            </w:r>
-          </w:p>
-        </w:tc>
-        <w:tc>
-          <w:tcPr>
-            <w:tcW w:type="dxa" w:w="1247"/>
-            <w:shd w:val="clear" w:color="auto" w:fill="FFFFFF"/>
-            <w:tcBorders>
-              <w:top w:val="single" w:sz="4" w:space="0" w:color="000000"/>
-              <w:left w:val="single" w:sz="4" w:space="0" w:color="000000"/>
-              <w:bottom w:val="single" w:sz="4" w:space="0" w:color="000000"/>
-              <w:right w:val="single" w:sz="4" w:space="0" w:color="000000"/>
-            </w:tcBorders>
-            <w:vAlign w:val="center"/>
-          </w:tcPr>
-          <w:p>
-            <w:pPr>
-              <w:spacing w:before="40" w:after="40"/>
-              <w:jc w:val="left"/>
-            </w:pPr>
-            <w:r>
-              <w:rPr>
-                <w:rFonts w:ascii="Adani" w:hAnsi="Adani"/>
-                <w:b w:val="0"/>
-                <w:sz w:val="18"/>
-                <w:u w:val="none"/>
-              </w:rPr>
-              <w:t>22/10/2019</w:t>
-            </w:r>
-          </w:p>
-        </w:tc>
-      </w:tr>
-      <w:tr>
-        <w:tc>
-          <w:tcPr>
-            <w:tcW w:type="dxa" w:w="680"/>
-            <w:shd w:val="clear" w:color="auto" w:fill="FFFFFF"/>
-            <w:tcBorders>
-              <w:top w:val="single" w:sz="4" w:space="0" w:color="000000"/>
-              <w:left w:val="single" w:sz="4" w:space="0" w:color="000000"/>
-              <w:bottom w:val="single" w:sz="4" w:space="0" w:color="000000"/>
-              <w:right w:val="single" w:sz="4" w:space="0" w:color="000000"/>
-            </w:tcBorders>
-            <w:vAlign w:val="center"/>
-          </w:tcPr>
-          <w:p>
-            <w:pPr>
-              <w:spacing w:before="40" w:after="40"/>
-              <w:jc w:val="left"/>
-            </w:pPr>
-            <w:r>
-              <w:rPr>
-                <w:rFonts w:ascii="Adani" w:hAnsi="Adani"/>
-                <w:b w:val="0"/>
-                <w:sz w:val="18"/>
-                <w:u w:val="none"/>
-              </w:rPr>
-              <w:t>5</w:t>
-            </w:r>
-          </w:p>
-        </w:tc>
-        <w:tc>
-          <w:tcPr>
-            <w:tcW w:type="dxa" w:w="3969"/>
-            <w:shd w:val="clear" w:color="auto" w:fill="FFFFFF"/>
-            <w:tcBorders>
-              <w:top w:val="single" w:sz="4" w:space="0" w:color="000000"/>
-              <w:left w:val="single" w:sz="4" w:space="0" w:color="000000"/>
-              <w:bottom w:val="single" w:sz="4" w:space="0" w:color="000000"/>
-              <w:right w:val="single" w:sz="4" w:space="0" w:color="000000"/>
-            </w:tcBorders>
-            <w:vAlign w:val="center"/>
-          </w:tcPr>
-          <w:p>
-            <w:pPr>
-              <w:spacing w:before="40" w:after="40"/>
-              <w:jc w:val="left"/>
-            </w:pPr>
-            <w:r>
-              <w:rPr>
-                <w:rFonts w:ascii="Adani" w:hAnsi="Adani"/>
-                <w:b w:val="0"/>
-                <w:sz w:val="18"/>
-                <w:u w:val="none"/>
-              </w:rPr>
-              <w:t>MUNDRA LPG TERMINAL PRIVATE LIMITED</w:t>
-            </w:r>
-          </w:p>
-        </w:tc>
-        <w:tc>
-          <w:tcPr>
-            <w:tcW w:type="dxa" w:w="1814"/>
-            <w:shd w:val="clear" w:color="auto" w:fill="FFFFFF"/>
-            <w:tcBorders>
-              <w:top w:val="single" w:sz="4" w:space="0" w:color="000000"/>
-              <w:left w:val="single" w:sz="4" w:space="0" w:color="000000"/>
-              <w:bottom w:val="single" w:sz="4" w:space="0" w:color="000000"/>
-              <w:right w:val="single" w:sz="4" w:space="0" w:color="000000"/>
-            </w:tcBorders>
-            <w:vAlign w:val="center"/>
-          </w:tcPr>
-          <w:p>
-            <w:pPr>
-              <w:spacing w:before="40" w:after="40"/>
-              <w:jc w:val="left"/>
-            </w:pPr>
-            <w:r>
-              <w:rPr>
-                <w:rFonts w:ascii="Adani" w:hAnsi="Adani"/>
-                <w:b w:val="0"/>
-                <w:sz w:val="18"/>
-                <w:u w:val="none"/>
-              </w:rPr>
-              <w:t>Director</w:t>
-            </w:r>
-          </w:p>
-        </w:tc>
-        <w:tc>
-          <w:tcPr>
-            <w:tcW w:type="dxa" w:w="1020"/>
-            <w:shd w:val="clear" w:color="auto" w:fill="FFFFFF"/>
-            <w:tcBorders>
-              <w:top w:val="single" w:sz="4" w:space="0" w:color="000000"/>
-              <w:left w:val="single" w:sz="4" w:space="0" w:color="000000"/>
-              <w:bottom w:val="single" w:sz="4" w:space="0" w:color="000000"/>
-              <w:right w:val="single" w:sz="4" w:space="0" w:color="000000"/>
-            </w:tcBorders>
-            <w:vAlign w:val="center"/>
-          </w:tcPr>
-          <w:p>
-            <w:pPr>
-              <w:spacing w:before="40" w:after="40"/>
-              <w:jc w:val="left"/>
-            </w:pPr>
-            <w:r>
-              <w:rPr>
-                <w:rFonts w:ascii="Adani" w:hAnsi="Adani"/>
-                <w:b w:val="0"/>
-                <w:sz w:val="18"/>
-                <w:u w:val="none"/>
-              </w:rPr>
-              <w:t>NIL</w:t>
-            </w:r>
-          </w:p>
-        </w:tc>
-        <w:tc>
-          <w:tcPr>
-            <w:tcW w:type="dxa" w:w="1247"/>
-            <w:shd w:val="clear" w:color="auto" w:fill="FFFFFF"/>
-            <w:tcBorders>
-              <w:top w:val="single" w:sz="4" w:space="0" w:color="000000"/>
-              <w:left w:val="single" w:sz="4" w:space="0" w:color="000000"/>
-              <w:bottom w:val="single" w:sz="4" w:space="0" w:color="000000"/>
-              <w:right w:val="single" w:sz="4" w:space="0" w:color="000000"/>
-            </w:tcBorders>
-            <w:vAlign w:val="center"/>
-          </w:tcPr>
-          <w:p>
-            <w:pPr>
-              <w:spacing w:before="40" w:after="40"/>
-              <w:jc w:val="left"/>
-            </w:pPr>
-            <w:r>
-              <w:rPr>
-                <w:rFonts w:ascii="Adani" w:hAnsi="Adani"/>
-                <w:b w:val="0"/>
-                <w:sz w:val="18"/>
-                <w:u w:val="none"/>
-              </w:rPr>
-              <w:t>29/03/2019</w:t>
-            </w:r>
-          </w:p>
-        </w:tc>
-      </w:tr>
-      <w:tr>
-        <w:tc>
-          <w:tcPr>
-            <w:tcW w:type="dxa" w:w="680"/>
-            <w:shd w:val="clear" w:color="auto" w:fill="FFFFFF"/>
-            <w:tcBorders>
-              <w:top w:val="single" w:sz="4" w:space="0" w:color="000000"/>
-              <w:left w:val="single" w:sz="4" w:space="0" w:color="000000"/>
-              <w:bottom w:val="single" w:sz="4" w:space="0" w:color="000000"/>
-              <w:right w:val="single" w:sz="4" w:space="0" w:color="000000"/>
-            </w:tcBorders>
-            <w:vAlign w:val="center"/>
-          </w:tcPr>
-          <w:p>
-            <w:pPr>
-              <w:spacing w:before="40" w:after="40"/>
-              <w:jc w:val="left"/>
-            </w:pPr>
-            <w:r>
-              <w:rPr>
-                <w:rFonts w:ascii="Adani" w:hAnsi="Adani"/>
-                <w:b w:val="0"/>
-                <w:sz w:val="18"/>
-                <w:u w:val="none"/>
-              </w:rPr>
-              <w:t>6</w:t>
-            </w:r>
-          </w:p>
-        </w:tc>
-        <w:tc>
-          <w:tcPr>
-            <w:tcW w:type="dxa" w:w="3969"/>
-            <w:shd w:val="clear" w:color="auto" w:fill="FFFFFF"/>
-            <w:tcBorders>
-              <w:top w:val="single" w:sz="4" w:space="0" w:color="000000"/>
-              <w:left w:val="single" w:sz="4" w:space="0" w:color="000000"/>
-              <w:bottom w:val="single" w:sz="4" w:space="0" w:color="000000"/>
-              <w:right w:val="single" w:sz="4" w:space="0" w:color="000000"/>
-            </w:tcBorders>
-            <w:vAlign w:val="center"/>
-          </w:tcPr>
-          <w:p>
-            <w:pPr>
-              <w:spacing w:before="40" w:after="40"/>
-              <w:jc w:val="left"/>
-            </w:pPr>
-            <w:r>
-              <w:rPr>
-                <w:rFonts w:ascii="Adani" w:hAnsi="Adani"/>
-                <w:b w:val="0"/>
-                <w:sz w:val="18"/>
-                <w:u w:val="none"/>
-              </w:rPr>
-              <w:t>ADANI DHAMRA LPG TERMINAL PRIVATE LIMITED</w:t>
-            </w:r>
-          </w:p>
-        </w:tc>
-        <w:tc>
-          <w:tcPr>
-            <w:tcW w:type="dxa" w:w="1814"/>
-            <w:shd w:val="clear" w:color="auto" w:fill="FFFFFF"/>
-            <w:tcBorders>
-              <w:top w:val="single" w:sz="4" w:space="0" w:color="000000"/>
-              <w:left w:val="single" w:sz="4" w:space="0" w:color="000000"/>
-              <w:bottom w:val="single" w:sz="4" w:space="0" w:color="000000"/>
-              <w:right w:val="single" w:sz="4" w:space="0" w:color="000000"/>
-            </w:tcBorders>
-            <w:vAlign w:val="center"/>
-          </w:tcPr>
-          <w:p>
-            <w:pPr>
-              <w:spacing w:before="40" w:after="40"/>
-              <w:jc w:val="left"/>
-            </w:pPr>
-            <w:r>
-              <w:rPr>
-                <w:rFonts w:ascii="Adani" w:hAnsi="Adani"/>
-                <w:b w:val="0"/>
-                <w:sz w:val="18"/>
-                <w:u w:val="none"/>
-              </w:rPr>
-              <w:t>Director</w:t>
-            </w:r>
-          </w:p>
-        </w:tc>
-        <w:tc>
-          <w:tcPr>
-            <w:tcW w:type="dxa" w:w="1020"/>
-            <w:shd w:val="clear" w:color="auto" w:fill="FFFFFF"/>
-            <w:tcBorders>
-              <w:top w:val="single" w:sz="4" w:space="0" w:color="000000"/>
-              <w:left w:val="single" w:sz="4" w:space="0" w:color="000000"/>
-              <w:bottom w:val="single" w:sz="4" w:space="0" w:color="000000"/>
-              <w:right w:val="single" w:sz="4" w:space="0" w:color="000000"/>
-            </w:tcBorders>
-            <w:vAlign w:val="center"/>
-          </w:tcPr>
-          <w:p>
-            <w:pPr>
-              <w:spacing w:before="40" w:after="40"/>
-              <w:jc w:val="left"/>
-            </w:pPr>
-            <w:r>
-              <w:rPr>
-                <w:rFonts w:ascii="Adani" w:hAnsi="Adani"/>
-                <w:b w:val="0"/>
-                <w:sz w:val="18"/>
-                <w:u w:val="none"/>
-              </w:rPr>
-              <w:t>NIL</w:t>
-            </w:r>
-          </w:p>
-        </w:tc>
-        <w:tc>
-          <w:tcPr>
-            <w:tcW w:type="dxa" w:w="1247"/>
-            <w:shd w:val="clear" w:color="auto" w:fill="FFFFFF"/>
-            <w:tcBorders>
-              <w:top w:val="single" w:sz="4" w:space="0" w:color="000000"/>
-              <w:left w:val="single" w:sz="4" w:space="0" w:color="000000"/>
-              <w:bottom w:val="single" w:sz="4" w:space="0" w:color="000000"/>
-              <w:right w:val="single" w:sz="4" w:space="0" w:color="000000"/>
-            </w:tcBorders>
-            <w:vAlign w:val="center"/>
-          </w:tcPr>
-          <w:p>
-            <w:pPr>
-              <w:spacing w:before="40" w:after="40"/>
-              <w:jc w:val="left"/>
-            </w:pPr>
-            <w:r>
-              <w:rPr>
-                <w:rFonts w:ascii="Adani" w:hAnsi="Adani"/>
-                <w:b w:val="0"/>
-                <w:sz w:val="18"/>
-                <w:u w:val="none"/>
-              </w:rPr>
-              <w:t>29/03/2019</w:t>
+              <w:t>26/04/2021</w:t>
             </w:r>
           </w:p>
         </w:tc>
@@ -1495,7 +710,7 @@
                 <w:sz w:val="18"/>
                 <w:u w:val="none"/>
               </w:rPr>
-              <w:t>Date:   07th May, 2026</w:t>
+              <w:t>Date:   15th May, 2026</w:t>
             </w:r>
           </w:p>
         </w:tc>
@@ -1761,174 +976,441 @@
         <w:t>:</w:t>
       </w:r>
     </w:p>
-    <w:p>
-      <w:pPr>
-        <w:pStyle w:val="ListNumber"/>
-        <w:spacing w:before="0" w:after="40"/>
-        <w:ind w:left="720"/>
-      </w:pPr>
-      <w:r>
-        <w:rPr>
-          <w:rFonts w:ascii="Adani" w:hAnsi="Adani"/>
-          <w:b w:val="0"/>
-          <w:sz w:val="20"/>
-          <w:u w:val="none"/>
-        </w:rPr>
-        <w:t>Father</w:t>
-        <w:tab/>
-        <w:tab/>
-        <w:t>:</w:t>
-        <w:tab/>
-        <w:t>NIL</w:t>
-      </w:r>
-    </w:p>
-    <w:p>
-      <w:pPr>
-        <w:pStyle w:val="ListNumber"/>
-        <w:spacing w:before="0" w:after="40"/>
-        <w:ind w:left="720"/>
-      </w:pPr>
-      <w:r>
-        <w:rPr>
-          <w:rFonts w:ascii="Adani" w:hAnsi="Adani"/>
-          <w:b w:val="0"/>
-          <w:sz w:val="20"/>
-          <w:u w:val="none"/>
-        </w:rPr>
-        <w:t>Mother</w:t>
-        <w:tab/>
-        <w:tab/>
-        <w:t>:</w:t>
-        <w:tab/>
-        <w:t>NIL</w:t>
-      </w:r>
-    </w:p>
-    <w:p>
-      <w:pPr>
-        <w:pStyle w:val="ListNumber"/>
-        <w:spacing w:before="0" w:after="40"/>
-        <w:ind w:left="720"/>
-      </w:pPr>
-      <w:r>
-        <w:rPr>
-          <w:rFonts w:ascii="Adani" w:hAnsi="Adani"/>
-          <w:b w:val="0"/>
-          <w:sz w:val="20"/>
-          <w:u w:val="none"/>
-        </w:rPr>
-        <w:t>Son</w:t>
-        <w:tab/>
-        <w:tab/>
-        <w:t>:</w:t>
-        <w:tab/>
-        <w:t>NIL</w:t>
-      </w:r>
-    </w:p>
-    <w:p>
-      <w:pPr>
-        <w:pStyle w:val="ListNumber"/>
-        <w:spacing w:before="0" w:after="40"/>
-        <w:ind w:left="720"/>
-      </w:pPr>
-      <w:r>
-        <w:rPr>
-          <w:rFonts w:ascii="Adani" w:hAnsi="Adani"/>
-          <w:b w:val="0"/>
-          <w:sz w:val="20"/>
-          <w:u w:val="none"/>
-        </w:rPr>
-        <w:t>Son's Wife</w:t>
-        <w:tab/>
-        <w:tab/>
-        <w:t>:</w:t>
-        <w:tab/>
-        <w:t>NIL</w:t>
-      </w:r>
-    </w:p>
-    <w:p>
-      <w:pPr>
-        <w:pStyle w:val="ListNumber"/>
-        <w:spacing w:before="0" w:after="40"/>
-        <w:ind w:left="720"/>
-      </w:pPr>
-      <w:r>
-        <w:rPr>
-          <w:rFonts w:ascii="Adani" w:hAnsi="Adani"/>
-          <w:b w:val="0"/>
-          <w:sz w:val="20"/>
-          <w:u w:val="none"/>
-        </w:rPr>
-        <w:t>Daughter</w:t>
-        <w:tab/>
-        <w:tab/>
-        <w:t>:</w:t>
-        <w:tab/>
-        <w:t>NIL</w:t>
-      </w:r>
-    </w:p>
-    <w:p>
-      <w:pPr>
-        <w:pStyle w:val="ListNumber"/>
-        <w:spacing w:before="0" w:after="40"/>
-        <w:ind w:left="720"/>
-      </w:pPr>
-      <w:r>
-        <w:rPr>
-          <w:rFonts w:ascii="Adani" w:hAnsi="Adani"/>
-          <w:b w:val="0"/>
-          <w:sz w:val="20"/>
-          <w:u w:val="none"/>
-        </w:rPr>
-        <w:t>Daughter's Husband</w:t>
-        <w:tab/>
-        <w:tab/>
-        <w:t>:</w:t>
-        <w:tab/>
-        <w:t>NIL</w:t>
-      </w:r>
-    </w:p>
-    <w:p>
-      <w:pPr>
-        <w:pStyle w:val="ListNumber"/>
-        <w:spacing w:before="0" w:after="40"/>
-        <w:ind w:left="720"/>
-      </w:pPr>
-      <w:r>
-        <w:rPr>
-          <w:rFonts w:ascii="Adani" w:hAnsi="Adani"/>
-          <w:b w:val="0"/>
-          <w:sz w:val="20"/>
-          <w:u w:val="none"/>
-        </w:rPr>
-        <w:t>Brother</w:t>
-        <w:tab/>
-        <w:tab/>
-        <w:t>:</w:t>
-        <w:tab/>
-        <w:t>NIL</w:t>
-      </w:r>
-    </w:p>
-    <w:p>
-      <w:pPr>
-        <w:pStyle w:val="ListNumber"/>
-        <w:spacing w:before="0" w:after="40"/>
-        <w:ind w:left="720"/>
-      </w:pPr>
-      <w:r>
-        <w:rPr>
-          <w:rFonts w:ascii="Adani" w:hAnsi="Adani"/>
-          <w:b w:val="0"/>
-          <w:sz w:val="20"/>
-          <w:u w:val="none"/>
-        </w:rPr>
-        <w:t>Sister</w:t>
-        <w:tab/>
-        <w:tab/>
-        <w:t>:</w:t>
-        <w:tab/>
-        <w:t>NIL</w:t>
-      </w:r>
-    </w:p>
+    <w:tbl>
+      <w:tblPr>
+        <w:tblW w:type="auto" w:w="0"/>
+        <w:jc w:val="left"/>
+        <w:tblLook w:firstColumn="1" w:firstRow="1" w:lastColumn="0" w:lastRow="0" w:noHBand="0" w:noVBand="1" w:val="04A0"/>
+      </w:tblPr>
+      <w:tblGrid>
+        <w:gridCol w:w="4536"/>
+        <w:gridCol w:w="4536"/>
+      </w:tblGrid>
+      <w:tr>
+        <w:tc>
+          <w:tcPr>
+            <w:tcW w:type="dxa" w:w="4536"/>
+            <w:tcBorders>
+              <w:top w:val="none"/>
+              <w:bottom w:val="none"/>
+              <w:left w:val="none"/>
+              <w:right w:val="none"/>
+            </w:tcBorders>
+          </w:tcPr>
+          <w:p>
+            <w:pPr>
+              <w:ind w:left="720"/>
+            </w:pPr>
+            <w:r>
+              <w:rPr>
+                <w:rFonts w:ascii="Adani" w:hAnsi="Adani"/>
+                <w:b w:val="0"/>
+                <w:sz w:val="20"/>
+                <w:u w:val="none"/>
+              </w:rPr>
+              <w:t>1.</w:t>
+              <w:tab/>
+              <w:t>Father</w:t>
+              <w:tab/>
+              <w:t>:</w:t>
+            </w:r>
+          </w:p>
+        </w:tc>
+        <w:tc>
+          <w:tcPr>
+            <w:tcW w:type="dxa" w:w="4536"/>
+            <w:tcBorders>
+              <w:top w:val="none"/>
+              <w:bottom w:val="none"/>
+              <w:left w:val="none"/>
+              <w:right w:val="none"/>
+            </w:tcBorders>
+          </w:tcPr>
+          <w:p>
+            <w:r>
+              <w:rPr>
+                <w:rFonts w:ascii="Adani" w:hAnsi="Adani"/>
+                <w:b w:val="0"/>
+                <w:sz w:val="20"/>
+                <w:u w:val="none"/>
+              </w:rPr>
+              <w:t>NIL</w:t>
+            </w:r>
+          </w:p>
+        </w:tc>
+      </w:tr>
+      <w:tr>
+        <w:tc>
+          <w:tcPr>
+            <w:tcW w:type="dxa" w:w="4536"/>
+            <w:tcBorders>
+              <w:top w:val="none"/>
+              <w:bottom w:val="none"/>
+              <w:left w:val="none"/>
+              <w:right w:val="none"/>
+            </w:tcBorders>
+          </w:tcPr>
+          <w:p>
+            <w:pPr>
+              <w:ind w:left="720"/>
+            </w:pPr>
+            <w:r>
+              <w:rPr>
+                <w:rFonts w:ascii="Adani" w:hAnsi="Adani"/>
+                <w:b w:val="0"/>
+                <w:sz w:val="20"/>
+                <w:u w:val="none"/>
+              </w:rPr>
+              <w:t>2.</w:t>
+              <w:tab/>
+              <w:t>Mother</w:t>
+              <w:tab/>
+              <w:t>:</w:t>
+            </w:r>
+          </w:p>
+        </w:tc>
+        <w:tc>
+          <w:tcPr>
+            <w:tcW w:type="dxa" w:w="4536"/>
+            <w:tcBorders>
+              <w:top w:val="none"/>
+              <w:bottom w:val="none"/>
+              <w:left w:val="none"/>
+              <w:right w:val="none"/>
+            </w:tcBorders>
+          </w:tcPr>
+          <w:p>
+            <w:r>
+              <w:rPr>
+                <w:rFonts w:ascii="Adani" w:hAnsi="Adani"/>
+                <w:b w:val="0"/>
+                <w:sz w:val="20"/>
+                <w:u w:val="none"/>
+              </w:rPr>
+              <w:t>NIL</w:t>
+            </w:r>
+          </w:p>
+        </w:tc>
+      </w:tr>
+      <w:tr>
+        <w:tc>
+          <w:tcPr>
+            <w:tcW w:type="dxa" w:w="4536"/>
+            <w:tcBorders>
+              <w:top w:val="none"/>
+              <w:bottom w:val="none"/>
+              <w:left w:val="none"/>
+              <w:right w:val="none"/>
+            </w:tcBorders>
+          </w:tcPr>
+          <w:p>
+            <w:pPr>
+              <w:ind w:left="720"/>
+            </w:pPr>
+            <w:r>
+              <w:rPr>
+                <w:rFonts w:ascii="Adani" w:hAnsi="Adani"/>
+                <w:b w:val="0"/>
+                <w:sz w:val="20"/>
+                <w:u w:val="none"/>
+              </w:rPr>
+              <w:t>3.</w:t>
+              <w:tab/>
+              <w:t>Son</w:t>
+              <w:tab/>
+              <w:t>:</w:t>
+            </w:r>
+          </w:p>
+        </w:tc>
+        <w:tc>
+          <w:tcPr>
+            <w:tcW w:type="dxa" w:w="4536"/>
+            <w:tcBorders>
+              <w:top w:val="none"/>
+              <w:bottom w:val="none"/>
+              <w:left w:val="none"/>
+              <w:right w:val="none"/>
+            </w:tcBorders>
+          </w:tcPr>
+          <w:p>
+            <w:r>
+              <w:rPr>
+                <w:rFonts w:ascii="Adani" w:hAnsi="Adani"/>
+                <w:b w:val="0"/>
+                <w:sz w:val="20"/>
+                <w:u w:val="none"/>
+              </w:rPr>
+              <w:t>NIL</w:t>
+            </w:r>
+          </w:p>
+        </w:tc>
+      </w:tr>
+      <w:tr>
+        <w:tc>
+          <w:tcPr>
+            <w:tcW w:type="dxa" w:w="4536"/>
+            <w:tcBorders>
+              <w:top w:val="none"/>
+              <w:bottom w:val="none"/>
+              <w:left w:val="none"/>
+              <w:right w:val="none"/>
+            </w:tcBorders>
+          </w:tcPr>
+          <w:p>
+            <w:pPr>
+              <w:ind w:left="720"/>
+            </w:pPr>
+            <w:r>
+              <w:rPr>
+                <w:rFonts w:ascii="Adani" w:hAnsi="Adani"/>
+                <w:b w:val="0"/>
+                <w:sz w:val="20"/>
+                <w:u w:val="none"/>
+              </w:rPr>
+              <w:t>4.</w:t>
+              <w:tab/>
+              <w:t>Son's Wife</w:t>
+              <w:tab/>
+              <w:t>:</w:t>
+            </w:r>
+          </w:p>
+        </w:tc>
+        <w:tc>
+          <w:tcPr>
+            <w:tcW w:type="dxa" w:w="4536"/>
+            <w:tcBorders>
+              <w:top w:val="none"/>
+              <w:bottom w:val="none"/>
+              <w:left w:val="none"/>
+              <w:right w:val="none"/>
+            </w:tcBorders>
+          </w:tcPr>
+          <w:p>
+            <w:r>
+              <w:rPr>
+                <w:rFonts w:ascii="Adani" w:hAnsi="Adani"/>
+                <w:b w:val="0"/>
+                <w:sz w:val="20"/>
+                <w:u w:val="none"/>
+              </w:rPr>
+              <w:t>NIL</w:t>
+            </w:r>
+          </w:p>
+        </w:tc>
+      </w:tr>
+      <w:tr>
+        <w:tc>
+          <w:tcPr>
+            <w:tcW w:type="dxa" w:w="4536"/>
+            <w:tcBorders>
+              <w:top w:val="none"/>
+              <w:bottom w:val="none"/>
+              <w:left w:val="none"/>
+              <w:right w:val="none"/>
+            </w:tcBorders>
+          </w:tcPr>
+          <w:p>
+            <w:pPr>
+              <w:ind w:left="720"/>
+            </w:pPr>
+            <w:r>
+              <w:rPr>
+                <w:rFonts w:ascii="Adani" w:hAnsi="Adani"/>
+                <w:b w:val="0"/>
+                <w:sz w:val="20"/>
+                <w:u w:val="none"/>
+              </w:rPr>
+              <w:t>5.</w:t>
+              <w:tab/>
+              <w:t>Daughter</w:t>
+              <w:tab/>
+              <w:t>:</w:t>
+            </w:r>
+          </w:p>
+        </w:tc>
+        <w:tc>
+          <w:tcPr>
+            <w:tcW w:type="dxa" w:w="4536"/>
+            <w:tcBorders>
+              <w:top w:val="none"/>
+              <w:bottom w:val="none"/>
+              <w:left w:val="none"/>
+              <w:right w:val="none"/>
+            </w:tcBorders>
+          </w:tcPr>
+          <w:p>
+            <w:r>
+              <w:rPr>
+                <w:rFonts w:ascii="Adani" w:hAnsi="Adani"/>
+                <w:b w:val="0"/>
+                <w:sz w:val="20"/>
+                <w:u w:val="none"/>
+              </w:rPr>
+              <w:t>NIL</w:t>
+            </w:r>
+          </w:p>
+        </w:tc>
+      </w:tr>
+      <w:tr>
+        <w:tc>
+          <w:tcPr>
+            <w:tcW w:type="dxa" w:w="4536"/>
+            <w:tcBorders>
+              <w:top w:val="none"/>
+              <w:bottom w:val="none"/>
+              <w:left w:val="none"/>
+              <w:right w:val="none"/>
+            </w:tcBorders>
+          </w:tcPr>
+          <w:p>
+            <w:pPr>
+              <w:ind w:left="720"/>
+            </w:pPr>
+            <w:r>
+              <w:rPr>
+                <w:rFonts w:ascii="Adani" w:hAnsi="Adani"/>
+                <w:b w:val="0"/>
+                <w:sz w:val="20"/>
+                <w:u w:val="none"/>
+              </w:rPr>
+              <w:t>6.</w:t>
+              <w:tab/>
+              <w:t>Daughter's Husband</w:t>
+              <w:tab/>
+              <w:t>:</w:t>
+            </w:r>
+          </w:p>
+        </w:tc>
+        <w:tc>
+          <w:tcPr>
+            <w:tcW w:type="dxa" w:w="4536"/>
+            <w:tcBorders>
+              <w:top w:val="none"/>
+              <w:bottom w:val="none"/>
+              <w:left w:val="none"/>
+              <w:right w:val="none"/>
+            </w:tcBorders>
+          </w:tcPr>
+          <w:p>
+            <w:r>
+              <w:rPr>
+                <w:rFonts w:ascii="Adani" w:hAnsi="Adani"/>
+                <w:b w:val="0"/>
+                <w:sz w:val="20"/>
+                <w:u w:val="none"/>
+              </w:rPr>
+              <w:t>NIL</w:t>
+            </w:r>
+          </w:p>
+        </w:tc>
+      </w:tr>
+      <w:tr>
+        <w:tc>
+          <w:tcPr>
+            <w:tcW w:type="dxa" w:w="4536"/>
+            <w:tcBorders>
+              <w:top w:val="none"/>
+              <w:bottom w:val="none"/>
+              <w:left w:val="none"/>
+              <w:right w:val="none"/>
+            </w:tcBorders>
+          </w:tcPr>
+          <w:p>
+            <w:pPr>
+              <w:ind w:left="720"/>
+            </w:pPr>
+            <w:r>
+              <w:rPr>
+                <w:rFonts w:ascii="Adani" w:hAnsi="Adani"/>
+                <w:b w:val="0"/>
+                <w:sz w:val="20"/>
+                <w:u w:val="none"/>
+              </w:rPr>
+              <w:t>7.</w:t>
+              <w:tab/>
+              <w:t>Brother</w:t>
+              <w:tab/>
+              <w:t>:</w:t>
+            </w:r>
+          </w:p>
+        </w:tc>
+        <w:tc>
+          <w:tcPr>
+            <w:tcW w:type="dxa" w:w="4536"/>
+            <w:tcBorders>
+              <w:top w:val="none"/>
+              <w:bottom w:val="none"/>
+              <w:left w:val="none"/>
+              <w:right w:val="none"/>
+            </w:tcBorders>
+          </w:tcPr>
+          <w:p>
+            <w:r>
+              <w:rPr>
+                <w:rFonts w:ascii="Adani" w:hAnsi="Adani"/>
+                <w:b w:val="0"/>
+                <w:sz w:val="20"/>
+                <w:u w:val="none"/>
+              </w:rPr>
+              <w:t>NIL</w:t>
+            </w:r>
+          </w:p>
+        </w:tc>
+      </w:tr>
+      <w:tr>
+        <w:tc>
+          <w:tcPr>
+            <w:tcW w:type="dxa" w:w="4536"/>
+            <w:tcBorders>
+              <w:top w:val="none"/>
+              <w:bottom w:val="none"/>
+              <w:left w:val="none"/>
+              <w:right w:val="none"/>
+            </w:tcBorders>
+          </w:tcPr>
+          <w:p>
+            <w:pPr>
+              <w:ind w:left="720"/>
+            </w:pPr>
+            <w:r>
+              <w:rPr>
+                <w:rFonts w:ascii="Adani" w:hAnsi="Adani"/>
+                <w:b w:val="0"/>
+                <w:sz w:val="20"/>
+                <w:u w:val="none"/>
+              </w:rPr>
+              <w:t>8.</w:t>
+              <w:tab/>
+              <w:t>Sister</w:t>
+              <w:tab/>
+              <w:t>:</w:t>
+            </w:r>
+          </w:p>
+        </w:tc>
+        <w:tc>
+          <w:tcPr>
+            <w:tcW w:type="dxa" w:w="4536"/>
+            <w:tcBorders>
+              <w:top w:val="none"/>
+              <w:bottom w:val="none"/>
+              <w:left w:val="none"/>
+              <w:right w:val="none"/>
+            </w:tcBorders>
+          </w:tcPr>
+          <w:p>
+            <w:r>
+              <w:rPr>
+                <w:rFonts w:ascii="Adani" w:hAnsi="Adani"/>
+                <w:b w:val="0"/>
+                <w:sz w:val="20"/>
+                <w:u w:val="none"/>
+              </w:rPr>
+              <w:t>NIL</w:t>
+            </w:r>
+          </w:p>
+        </w:tc>
+      </w:tr>
+    </w:tbl>
     <w:p/>
     <w:p>
       <w:pPr>
@@ -2265,7 +1747,7 @@
                 <w:sz w:val="18"/>
                 <w:u w:val="none"/>
               </w:rPr>
-              <w:t>Date:   07th May, 2026</w:t>
+              <w:t>Date:   15th May, 2026</w:t>
             </w:r>
           </w:p>
         </w:tc>
@@ -2426,7 +1908,7 @@
           <w:sz w:val="20"/>
           <w:u w:val="none"/>
         </w:rPr>
-        <w:t>07th May, 2026</w:t>
+        <w:t>15th May, 2026</w:t>
       </w:r>
     </w:p>
     <w:p>
@@ -2471,82 +1953,7 @@
           <w:sz w:val="20"/>
           <w:u w:val="none"/>
         </w:rPr>
-        <w:t>MUNDRA CRUDE OIL TERMINAL LIMITED</w:t>
-      </w:r>
-    </w:p>
-    <w:p>
-      <w:pPr>
-        <w:spacing w:before="0" w:after="20"/>
-        <w:jc w:val="left"/>
-      </w:pPr>
-      <w:r>
-        <w:rPr>
-          <w:rFonts w:ascii="Adani" w:hAnsi="Adani"/>
-          <w:b/>
-          <w:sz w:val="20"/>
-          <w:u w:val="none"/>
-        </w:rPr>
-        <w:t>DHAMRA INFRASTRUCTURE LIMITED</w:t>
-      </w:r>
-    </w:p>
-    <w:p>
-      <w:pPr>
-        <w:spacing w:before="0" w:after="20"/>
-        <w:jc w:val="left"/>
-      </w:pPr>
-      <w:r>
-        <w:rPr>
-          <w:rFonts w:ascii="Adani" w:hAnsi="Adani"/>
-          <w:b/>
-          <w:sz w:val="20"/>
-          <w:u w:val="none"/>
-        </w:rPr>
-        <w:t>ADANI CONTAINER TERMINAL LIMITED</w:t>
-      </w:r>
-    </w:p>
-    <w:p>
-      <w:pPr>
-        <w:spacing w:before="0" w:after="20"/>
-        <w:jc w:val="left"/>
-      </w:pPr>
-      <w:r>
-        <w:rPr>
-          <w:rFonts w:ascii="Adani" w:hAnsi="Adani"/>
-          <w:b/>
-          <w:sz w:val="20"/>
-          <w:u w:val="none"/>
-        </w:rPr>
-        <w:t>TOTAL ADANI FUELS MARKETING PRIVATE LIMITED</w:t>
-      </w:r>
-    </w:p>
-    <w:p>
-      <w:pPr>
-        <w:spacing w:before="0" w:after="20"/>
-        <w:jc w:val="left"/>
-      </w:pPr>
-      <w:r>
-        <w:rPr>
-          <w:rFonts w:ascii="Adani" w:hAnsi="Adani"/>
-          <w:b/>
-          <w:sz w:val="20"/>
-          <w:u w:val="none"/>
-        </w:rPr>
-        <w:t>MUNDRA LPG TERMINAL PRIVATE LIMITED</w:t>
-      </w:r>
-    </w:p>
-    <w:p>
-      <w:pPr>
-        <w:spacing w:before="0" w:after="20"/>
-        <w:jc w:val="left"/>
-      </w:pPr>
-      <w:r>
-        <w:rPr>
-          <w:rFonts w:ascii="Adani" w:hAnsi="Adani"/>
-          <w:b/>
-          <w:sz w:val="20"/>
-          <w:u w:val="none"/>
-        </w:rPr>
-        <w:t>ADANI DHAMRA LPG TERMINAL PRIVATE LIMITED</w:t>
+        <w:t>AQUA DESILTING PRIVATE LIMITED</w:t>
       </w:r>
     </w:p>
     <w:p/>
@@ -2593,51 +2000,6 @@
           <w:u w:val="none"/>
         </w:rPr>
         <w:t>(A) Public Limited Companies:</w:t>
-      </w:r>
-    </w:p>
-    <w:p>
-      <w:pPr>
-        <w:spacing w:before="0" w:after="20"/>
-        <w:jc w:val="left"/>
-      </w:pPr>
-      <w:r>
-        <w:rPr>
-          <w:rFonts w:ascii="Adani" w:hAnsi="Adani"/>
-          <w:b w:val="0"/>
-          <w:sz w:val="20"/>
-          <w:u w:val="none"/>
-        </w:rPr>
-        <w:t>MUNDRA CRUDE OIL TERMINAL LIMITED</w:t>
-      </w:r>
-    </w:p>
-    <w:p>
-      <w:pPr>
-        <w:spacing w:before="0" w:after="20"/>
-        <w:jc w:val="left"/>
-      </w:pPr>
-      <w:r>
-        <w:rPr>
-          <w:rFonts w:ascii="Adani" w:hAnsi="Adani"/>
-          <w:b w:val="0"/>
-          <w:sz w:val="20"/>
-          <w:u w:val="none"/>
-        </w:rPr>
-        <w:t>DHAMRA INFRASTRUCTURE LIMITED</w:t>
-      </w:r>
-    </w:p>
-    <w:p>
-      <w:pPr>
-        <w:spacing w:before="0" w:after="20"/>
-        <w:jc w:val="left"/>
-      </w:pPr>
-      <w:r>
-        <w:rPr>
-          <w:rFonts w:ascii="Adani" w:hAnsi="Adani"/>
-          <w:b w:val="0"/>
-          <w:sz w:val="20"/>
-          <w:u w:val="none"/>
-        </w:rPr>
-        <w:t>ADANI CONTAINER TERMINAL LIMITED</w:t>
       </w:r>
     </w:p>
     <w:p/>
@@ -2702,37 +2064,7 @@
           <w:sz w:val="20"/>
           <w:u w:val="none"/>
         </w:rPr>
-        <w:t>TOTAL ADANI FUELS MARKETING PRIVATE LIMITED</w:t>
-      </w:r>
-    </w:p>
-    <w:p>
-      <w:pPr>
-        <w:spacing w:before="0" w:after="20"/>
-        <w:jc w:val="left"/>
-      </w:pPr>
-      <w:r>
-        <w:rPr>
-          <w:rFonts w:ascii="Adani" w:hAnsi="Adani"/>
-          <w:b w:val="0"/>
-          <w:sz w:val="20"/>
-          <w:u w:val="none"/>
-        </w:rPr>
-        <w:t>MUNDRA LPG TERMINAL PRIVATE LIMITED</w:t>
-      </w:r>
-    </w:p>
-    <w:p>
-      <w:pPr>
-        <w:spacing w:before="0" w:after="20"/>
-        <w:jc w:val="left"/>
-      </w:pPr>
-      <w:r>
-        <w:rPr>
-          <w:rFonts w:ascii="Adani" w:hAnsi="Adani"/>
-          <w:b w:val="0"/>
-          <w:sz w:val="20"/>
-          <w:u w:val="none"/>
-        </w:rPr>
-        <w:t>ADANI DHAMRA LPG TERMINAL PRIVATE LIMITED</w:t>
+        <w:t>AQUA DESILTING PRIVATE LIMITED</w:t>
       </w:r>
     </w:p>
     <w:p/>
@@ -3490,7 +2822,7 @@
                 <w:sz w:val="18"/>
                 <w:u w:val="none"/>
               </w:rPr>
-              <w:t>6</w:t>
+              <w:t>1</w:t>
             </w:r>
           </w:p>
         </w:tc>
@@ -3663,7 +2995,7 @@
                 <w:sz w:val="18"/>
                 <w:u w:val="none"/>
               </w:rPr>
-              <w:t>U74110GJ2018PLC102451</w:t>
+              <w:t>U14100GJ2021PTC120427</w:t>
             </w:r>
           </w:p>
         </w:tc>
@@ -3691,7 +3023,7 @@
                 <w:sz w:val="18"/>
                 <w:u w:val="none"/>
               </w:rPr>
-              <w:t>MUNDRA CRUDE OIL TERMINAL LIMITED</w:t>
+              <w:t>AQUA DESILTING PRIVATE LIMITED</w:t>
             </w:r>
           </w:p>
         </w:tc>
@@ -3747,577 +3079,7 @@
                 <w:sz w:val="18"/>
                 <w:u w:val="none"/>
               </w:rPr>
-              <w:t>08/07/2021</w:t>
-            </w:r>
-          </w:p>
-        </w:tc>
-      </w:tr>
-      <w:tr>
-        <w:tc>
-          <w:tcPr>
-            <w:tcW w:type="dxa" w:w="2268"/>
-            <w:shd w:val="clear" w:color="auto" w:fill="FFFFFF"/>
-            <w:tcBorders>
-              <w:top w:val="single" w:sz="4" w:space="0" w:color="000000"/>
-              <w:left w:val="single" w:sz="4" w:space="0" w:color="000000"/>
-              <w:bottom w:val="single" w:sz="4" w:space="0" w:color="000000"/>
-              <w:right w:val="single" w:sz="4" w:space="0" w:color="000000"/>
-            </w:tcBorders>
-            <w:vAlign w:val="center"/>
-          </w:tcPr>
-          <w:p>
-            <w:pPr>
-              <w:spacing w:before="40" w:after="40"/>
-              <w:jc w:val="left"/>
-            </w:pPr>
-            <w:r>
-              <w:rPr>
-                <w:rFonts w:ascii="Adani" w:hAnsi="Adani"/>
-                <w:b w:val="0"/>
-                <w:sz w:val="18"/>
-                <w:u w:val="none"/>
-              </w:rPr>
-              <w:t>U45400OR2007PLC015831</w:t>
-            </w:r>
-          </w:p>
-        </w:tc>
-        <w:tc>
-          <w:tcPr>
-            <w:tcW w:type="dxa" w:w="4252"/>
-            <w:shd w:val="clear" w:color="auto" w:fill="FFFFFF"/>
-            <w:tcBorders>
-              <w:top w:val="single" w:sz="4" w:space="0" w:color="000000"/>
-              <w:left w:val="single" w:sz="4" w:space="0" w:color="000000"/>
-              <w:bottom w:val="single" w:sz="4" w:space="0" w:color="000000"/>
-              <w:right w:val="single" w:sz="4" w:space="0" w:color="000000"/>
-            </w:tcBorders>
-            <w:vAlign w:val="center"/>
-          </w:tcPr>
-          <w:p>
-            <w:pPr>
-              <w:spacing w:before="40" w:after="40"/>
-              <w:jc w:val="left"/>
-            </w:pPr>
-            <w:r>
-              <w:rPr>
-                <w:rFonts w:ascii="Adani" w:hAnsi="Adani"/>
-                <w:b w:val="0"/>
-                <w:sz w:val="18"/>
-                <w:u w:val="none"/>
-              </w:rPr>
-              <w:t>DHAMRA INFRASTRUCTURE LIMITED</w:t>
-            </w:r>
-          </w:p>
-        </w:tc>
-        <w:tc>
-          <w:tcPr>
-            <w:tcW w:type="dxa" w:w="1587"/>
-            <w:shd w:val="clear" w:color="auto" w:fill="FFFFFF"/>
-            <w:tcBorders>
-              <w:top w:val="single" w:sz="4" w:space="0" w:color="000000"/>
-              <w:left w:val="single" w:sz="4" w:space="0" w:color="000000"/>
-              <w:bottom w:val="single" w:sz="4" w:space="0" w:color="000000"/>
-              <w:right w:val="single" w:sz="4" w:space="0" w:color="000000"/>
-            </w:tcBorders>
-            <w:vAlign w:val="center"/>
-          </w:tcPr>
-          <w:p>
-            <w:pPr>
-              <w:spacing w:before="40" w:after="40"/>
-              <w:jc w:val="left"/>
-            </w:pPr>
-            <w:r>
-              <w:rPr>
-                <w:rFonts w:ascii="Adani" w:hAnsi="Adani"/>
-                <w:b w:val="0"/>
-                <w:sz w:val="18"/>
-                <w:u w:val="none"/>
-              </w:rPr>
-              <w:t>Director</w:t>
-            </w:r>
-          </w:p>
-        </w:tc>
-        <w:tc>
-          <w:tcPr>
-            <w:tcW w:type="dxa" w:w="1304"/>
-            <w:shd w:val="clear" w:color="auto" w:fill="FFFFFF"/>
-            <w:tcBorders>
-              <w:top w:val="single" w:sz="4" w:space="0" w:color="000000"/>
-              <w:left w:val="single" w:sz="4" w:space="0" w:color="000000"/>
-              <w:bottom w:val="single" w:sz="4" w:space="0" w:color="000000"/>
-              <w:right w:val="single" w:sz="4" w:space="0" w:color="000000"/>
-            </w:tcBorders>
-            <w:vAlign w:val="center"/>
-          </w:tcPr>
-          <w:p>
-            <w:pPr>
-              <w:spacing w:before="40" w:after="40"/>
-              <w:jc w:val="left"/>
-            </w:pPr>
-            <w:r>
-              <w:rPr>
-                <w:rFonts w:ascii="Adani" w:hAnsi="Adani"/>
-                <w:b w:val="0"/>
-                <w:sz w:val="18"/>
-                <w:u w:val="none"/>
-              </w:rPr>
-              <w:t>28/06/2021</w:t>
-            </w:r>
-          </w:p>
-        </w:tc>
-      </w:tr>
-      <w:tr>
-        <w:tc>
-          <w:tcPr>
-            <w:tcW w:type="dxa" w:w="2268"/>
-            <w:shd w:val="clear" w:color="auto" w:fill="FFFFFF"/>
-            <w:tcBorders>
-              <w:top w:val="single" w:sz="4" w:space="0" w:color="000000"/>
-              <w:left w:val="single" w:sz="4" w:space="0" w:color="000000"/>
-              <w:bottom w:val="single" w:sz="4" w:space="0" w:color="000000"/>
-              <w:right w:val="single" w:sz="4" w:space="0" w:color="000000"/>
-            </w:tcBorders>
-            <w:vAlign w:val="center"/>
-          </w:tcPr>
-          <w:p>
-            <w:pPr>
-              <w:spacing w:before="40" w:after="40"/>
-              <w:jc w:val="left"/>
-            </w:pPr>
-            <w:r>
-              <w:rPr>
-                <w:rFonts w:ascii="Adani" w:hAnsi="Adani"/>
-                <w:b w:val="0"/>
-                <w:sz w:val="18"/>
-                <w:u w:val="none"/>
-              </w:rPr>
-              <w:t>U61100GJ2019PLC111386</w:t>
-            </w:r>
-          </w:p>
-        </w:tc>
-        <w:tc>
-          <w:tcPr>
-            <w:tcW w:type="dxa" w:w="4252"/>
-            <w:shd w:val="clear" w:color="auto" w:fill="FFFFFF"/>
-            <w:tcBorders>
-              <w:top w:val="single" w:sz="4" w:space="0" w:color="000000"/>
-              <w:left w:val="single" w:sz="4" w:space="0" w:color="000000"/>
-              <w:bottom w:val="single" w:sz="4" w:space="0" w:color="000000"/>
-              <w:right w:val="single" w:sz="4" w:space="0" w:color="000000"/>
-            </w:tcBorders>
-            <w:vAlign w:val="center"/>
-          </w:tcPr>
-          <w:p>
-            <w:pPr>
-              <w:spacing w:before="40" w:after="40"/>
-              <w:jc w:val="left"/>
-            </w:pPr>
-            <w:r>
-              <w:rPr>
-                <w:rFonts w:ascii="Adani" w:hAnsi="Adani"/>
-                <w:b w:val="0"/>
-                <w:sz w:val="18"/>
-                <w:u w:val="none"/>
-              </w:rPr>
-              <w:t>ADANI CONTAINER TERMINAL LIMITED</w:t>
-            </w:r>
-          </w:p>
-        </w:tc>
-        <w:tc>
-          <w:tcPr>
-            <w:tcW w:type="dxa" w:w="1587"/>
-            <w:shd w:val="clear" w:color="auto" w:fill="FFFFFF"/>
-            <w:tcBorders>
-              <w:top w:val="single" w:sz="4" w:space="0" w:color="000000"/>
-              <w:left w:val="single" w:sz="4" w:space="0" w:color="000000"/>
-              <w:bottom w:val="single" w:sz="4" w:space="0" w:color="000000"/>
-              <w:right w:val="single" w:sz="4" w:space="0" w:color="000000"/>
-            </w:tcBorders>
-            <w:vAlign w:val="center"/>
-          </w:tcPr>
-          <w:p>
-            <w:pPr>
-              <w:spacing w:before="40" w:after="40"/>
-              <w:jc w:val="left"/>
-            </w:pPr>
-            <w:r>
-              <w:rPr>
-                <w:rFonts w:ascii="Adani" w:hAnsi="Adani"/>
-                <w:b w:val="0"/>
-                <w:sz w:val="18"/>
-                <w:u w:val="none"/>
-              </w:rPr>
-              <w:t>Director</w:t>
-            </w:r>
-          </w:p>
-        </w:tc>
-        <w:tc>
-          <w:tcPr>
-            <w:tcW w:type="dxa" w:w="1304"/>
-            <w:shd w:val="clear" w:color="auto" w:fill="FFFFFF"/>
-            <w:tcBorders>
-              <w:top w:val="single" w:sz="4" w:space="0" w:color="000000"/>
-              <w:left w:val="single" w:sz="4" w:space="0" w:color="000000"/>
-              <w:bottom w:val="single" w:sz="4" w:space="0" w:color="000000"/>
-              <w:right w:val="single" w:sz="4" w:space="0" w:color="000000"/>
-            </w:tcBorders>
-            <w:vAlign w:val="center"/>
-          </w:tcPr>
-          <w:p>
-            <w:pPr>
-              <w:spacing w:before="40" w:after="40"/>
-              <w:jc w:val="left"/>
-            </w:pPr>
-            <w:r>
-              <w:rPr>
-                <w:rFonts w:ascii="Adani" w:hAnsi="Adani"/>
-                <w:b w:val="0"/>
-                <w:sz w:val="18"/>
-                <w:u w:val="none"/>
-              </w:rPr>
-              <w:t>12/12/2019</w:t>
-            </w:r>
-          </w:p>
-        </w:tc>
-      </w:tr>
-      <w:tr>
-        <w:tc>
-          <w:tcPr>
-            <w:tcW w:type="dxa" w:w="2268"/>
-            <w:shd w:val="clear" w:color="auto" w:fill="FFFFFF"/>
-            <w:tcBorders>
-              <w:top w:val="single" w:sz="4" w:space="0" w:color="000000"/>
-              <w:left w:val="single" w:sz="4" w:space="0" w:color="000000"/>
-              <w:bottom w:val="single" w:sz="4" w:space="0" w:color="000000"/>
-              <w:right w:val="single" w:sz="4" w:space="0" w:color="000000"/>
-            </w:tcBorders>
-            <w:vAlign w:val="center"/>
-          </w:tcPr>
-          <w:p>
-            <w:pPr>
-              <w:spacing w:before="40" w:after="40"/>
-              <w:jc w:val="left"/>
-            </w:pPr>
-            <w:r>
-              <w:rPr>
-                <w:rFonts w:ascii="Adani" w:hAnsi="Adani"/>
-                <w:b w:val="0"/>
-                <w:sz w:val="18"/>
-                <w:u w:val="none"/>
-              </w:rPr>
-              <w:t>U50500GJ2019PTC110437</w:t>
-            </w:r>
-          </w:p>
-        </w:tc>
-        <w:tc>
-          <w:tcPr>
-            <w:tcW w:type="dxa" w:w="4252"/>
-            <w:shd w:val="clear" w:color="auto" w:fill="FFFFFF"/>
-            <w:tcBorders>
-              <w:top w:val="single" w:sz="4" w:space="0" w:color="000000"/>
-              <w:left w:val="single" w:sz="4" w:space="0" w:color="000000"/>
-              <w:bottom w:val="single" w:sz="4" w:space="0" w:color="000000"/>
-              <w:right w:val="single" w:sz="4" w:space="0" w:color="000000"/>
-            </w:tcBorders>
-            <w:vAlign w:val="center"/>
-          </w:tcPr>
-          <w:p>
-            <w:pPr>
-              <w:spacing w:before="40" w:after="40"/>
-              <w:jc w:val="left"/>
-            </w:pPr>
-            <w:r>
-              <w:rPr>
-                <w:rFonts w:ascii="Adani" w:hAnsi="Adani"/>
-                <w:b w:val="0"/>
-                <w:sz w:val="18"/>
-                <w:u w:val="none"/>
-              </w:rPr>
-              <w:t>TOTAL ADANI FUELS MARKETING PRIVATE LIMITED</w:t>
-            </w:r>
-          </w:p>
-        </w:tc>
-        <w:tc>
-          <w:tcPr>
-            <w:tcW w:type="dxa" w:w="1587"/>
-            <w:shd w:val="clear" w:color="auto" w:fill="FFFFFF"/>
-            <w:tcBorders>
-              <w:top w:val="single" w:sz="4" w:space="0" w:color="000000"/>
-              <w:left w:val="single" w:sz="4" w:space="0" w:color="000000"/>
-              <w:bottom w:val="single" w:sz="4" w:space="0" w:color="000000"/>
-              <w:right w:val="single" w:sz="4" w:space="0" w:color="000000"/>
-            </w:tcBorders>
-            <w:vAlign w:val="center"/>
-          </w:tcPr>
-          <w:p>
-            <w:pPr>
-              <w:spacing w:before="40" w:after="40"/>
-              <w:jc w:val="left"/>
-            </w:pPr>
-            <w:r>
-              <w:rPr>
-                <w:rFonts w:ascii="Adani" w:hAnsi="Adani"/>
-                <w:b w:val="0"/>
-                <w:sz w:val="18"/>
-                <w:u w:val="none"/>
-              </w:rPr>
-              <w:t>Director</w:t>
-            </w:r>
-          </w:p>
-        </w:tc>
-        <w:tc>
-          <w:tcPr>
-            <w:tcW w:type="dxa" w:w="1304"/>
-            <w:shd w:val="clear" w:color="auto" w:fill="FFFFFF"/>
-            <w:tcBorders>
-              <w:top w:val="single" w:sz="4" w:space="0" w:color="000000"/>
-              <w:left w:val="single" w:sz="4" w:space="0" w:color="000000"/>
-              <w:bottom w:val="single" w:sz="4" w:space="0" w:color="000000"/>
-              <w:right w:val="single" w:sz="4" w:space="0" w:color="000000"/>
-            </w:tcBorders>
-            <w:vAlign w:val="center"/>
-          </w:tcPr>
-          <w:p>
-            <w:pPr>
-              <w:spacing w:before="40" w:after="40"/>
-              <w:jc w:val="left"/>
-            </w:pPr>
-            <w:r>
-              <w:rPr>
-                <w:rFonts w:ascii="Adani" w:hAnsi="Adani"/>
-                <w:b w:val="0"/>
-                <w:sz w:val="18"/>
-                <w:u w:val="none"/>
-              </w:rPr>
-              <w:t>22/10/2019</w:t>
-            </w:r>
-          </w:p>
-        </w:tc>
-      </w:tr>
-      <w:tr>
-        <w:tc>
-          <w:tcPr>
-            <w:tcW w:type="dxa" w:w="2268"/>
-            <w:shd w:val="clear" w:color="auto" w:fill="FFFFFF"/>
-            <w:tcBorders>
-              <w:top w:val="single" w:sz="4" w:space="0" w:color="000000"/>
-              <w:left w:val="single" w:sz="4" w:space="0" w:color="000000"/>
-              <w:bottom w:val="single" w:sz="4" w:space="0" w:color="000000"/>
-              <w:right w:val="single" w:sz="4" w:space="0" w:color="000000"/>
-            </w:tcBorders>
-            <w:vAlign w:val="center"/>
-          </w:tcPr>
-          <w:p>
-            <w:pPr>
-              <w:spacing w:before="40" w:after="40"/>
-              <w:jc w:val="left"/>
-            </w:pPr>
-            <w:r>
-              <w:rPr>
-                <w:rFonts w:ascii="Adani" w:hAnsi="Adani"/>
-                <w:b w:val="0"/>
-                <w:sz w:val="18"/>
-                <w:u w:val="none"/>
-              </w:rPr>
-              <w:t>U40106GJ2015PTC084303</w:t>
-            </w:r>
-          </w:p>
-        </w:tc>
-        <w:tc>
-          <w:tcPr>
-            <w:tcW w:type="dxa" w:w="4252"/>
-            <w:shd w:val="clear" w:color="auto" w:fill="FFFFFF"/>
-            <w:tcBorders>
-              <w:top w:val="single" w:sz="4" w:space="0" w:color="000000"/>
-              <w:left w:val="single" w:sz="4" w:space="0" w:color="000000"/>
-              <w:bottom w:val="single" w:sz="4" w:space="0" w:color="000000"/>
-              <w:right w:val="single" w:sz="4" w:space="0" w:color="000000"/>
-            </w:tcBorders>
-            <w:vAlign w:val="center"/>
-          </w:tcPr>
-          <w:p>
-            <w:pPr>
-              <w:spacing w:before="40" w:after="40"/>
-              <w:jc w:val="left"/>
-            </w:pPr>
-            <w:r>
-              <w:rPr>
-                <w:rFonts w:ascii="Adani" w:hAnsi="Adani"/>
-                <w:b w:val="0"/>
-                <w:sz w:val="18"/>
-                <w:u w:val="none"/>
-              </w:rPr>
-              <w:t>MUNDRA LPG TERMINAL PRIVATE LIMITED</w:t>
-            </w:r>
-          </w:p>
-        </w:tc>
-        <w:tc>
-          <w:tcPr>
-            <w:tcW w:type="dxa" w:w="1587"/>
-            <w:shd w:val="clear" w:color="auto" w:fill="FFFFFF"/>
-            <w:tcBorders>
-              <w:top w:val="single" w:sz="4" w:space="0" w:color="000000"/>
-              <w:left w:val="single" w:sz="4" w:space="0" w:color="000000"/>
-              <w:bottom w:val="single" w:sz="4" w:space="0" w:color="000000"/>
-              <w:right w:val="single" w:sz="4" w:space="0" w:color="000000"/>
-            </w:tcBorders>
-            <w:vAlign w:val="center"/>
-          </w:tcPr>
-          <w:p>
-            <w:pPr>
-              <w:spacing w:before="40" w:after="40"/>
-              <w:jc w:val="left"/>
-            </w:pPr>
-            <w:r>
-              <w:rPr>
-                <w:rFonts w:ascii="Adani" w:hAnsi="Adani"/>
-                <w:b w:val="0"/>
-                <w:sz w:val="18"/>
-                <w:u w:val="none"/>
-              </w:rPr>
-              <w:t>Director</w:t>
-            </w:r>
-          </w:p>
-        </w:tc>
-        <w:tc>
-          <w:tcPr>
-            <w:tcW w:type="dxa" w:w="1304"/>
-            <w:shd w:val="clear" w:color="auto" w:fill="FFFFFF"/>
-            <w:tcBorders>
-              <w:top w:val="single" w:sz="4" w:space="0" w:color="000000"/>
-              <w:left w:val="single" w:sz="4" w:space="0" w:color="000000"/>
-              <w:bottom w:val="single" w:sz="4" w:space="0" w:color="000000"/>
-              <w:right w:val="single" w:sz="4" w:space="0" w:color="000000"/>
-            </w:tcBorders>
-            <w:vAlign w:val="center"/>
-          </w:tcPr>
-          <w:p>
-            <w:pPr>
-              <w:spacing w:before="40" w:after="40"/>
-              <w:jc w:val="left"/>
-            </w:pPr>
-            <w:r>
-              <w:rPr>
-                <w:rFonts w:ascii="Adani" w:hAnsi="Adani"/>
-                <w:b w:val="0"/>
-                <w:sz w:val="18"/>
-                <w:u w:val="none"/>
-              </w:rPr>
-              <w:t>29/03/2019</w:t>
-            </w:r>
-          </w:p>
-        </w:tc>
-      </w:tr>
-      <w:tr>
-        <w:tc>
-          <w:tcPr>
-            <w:tcW w:type="dxa" w:w="2268"/>
-            <w:shd w:val="clear" w:color="auto" w:fill="FFFFFF"/>
-            <w:tcBorders>
-              <w:top w:val="single" w:sz="4" w:space="0" w:color="000000"/>
-              <w:left w:val="single" w:sz="4" w:space="0" w:color="000000"/>
-              <w:bottom w:val="single" w:sz="4" w:space="0" w:color="000000"/>
-              <w:right w:val="single" w:sz="4" w:space="0" w:color="000000"/>
-            </w:tcBorders>
-            <w:vAlign w:val="center"/>
-          </w:tcPr>
-          <w:p>
-            <w:pPr>
-              <w:spacing w:before="40" w:after="40"/>
-              <w:jc w:val="left"/>
-            </w:pPr>
-            <w:r>
-              <w:rPr>
-                <w:rFonts w:ascii="Adani" w:hAnsi="Adani"/>
-                <w:b w:val="0"/>
-                <w:sz w:val="18"/>
-                <w:u w:val="none"/>
-              </w:rPr>
-              <w:t>U40106GJ2015PTC084295</w:t>
-            </w:r>
-          </w:p>
-        </w:tc>
-        <w:tc>
-          <w:tcPr>
-            <w:tcW w:type="dxa" w:w="4252"/>
-            <w:shd w:val="clear" w:color="auto" w:fill="FFFFFF"/>
-            <w:tcBorders>
-              <w:top w:val="single" w:sz="4" w:space="0" w:color="000000"/>
-              <w:left w:val="single" w:sz="4" w:space="0" w:color="000000"/>
-              <w:bottom w:val="single" w:sz="4" w:space="0" w:color="000000"/>
-              <w:right w:val="single" w:sz="4" w:space="0" w:color="000000"/>
-            </w:tcBorders>
-            <w:vAlign w:val="center"/>
-          </w:tcPr>
-          <w:p>
-            <w:pPr>
-              <w:spacing w:before="40" w:after="40"/>
-              <w:jc w:val="left"/>
-            </w:pPr>
-            <w:r>
-              <w:rPr>
-                <w:rFonts w:ascii="Adani" w:hAnsi="Adani"/>
-                <w:b w:val="0"/>
-                <w:sz w:val="18"/>
-                <w:u w:val="none"/>
-              </w:rPr>
-              <w:t>ADANI DHAMRA LPG TERMINAL PRIVATE LIMITED</w:t>
-            </w:r>
-          </w:p>
-        </w:tc>
-        <w:tc>
-          <w:tcPr>
-            <w:tcW w:type="dxa" w:w="1587"/>
-            <w:shd w:val="clear" w:color="auto" w:fill="FFFFFF"/>
-            <w:tcBorders>
-              <w:top w:val="single" w:sz="4" w:space="0" w:color="000000"/>
-              <w:left w:val="single" w:sz="4" w:space="0" w:color="000000"/>
-              <w:bottom w:val="single" w:sz="4" w:space="0" w:color="000000"/>
-              <w:right w:val="single" w:sz="4" w:space="0" w:color="000000"/>
-            </w:tcBorders>
-            <w:vAlign w:val="center"/>
-          </w:tcPr>
-          <w:p>
-            <w:pPr>
-              <w:spacing w:before="40" w:after="40"/>
-              <w:jc w:val="left"/>
-            </w:pPr>
-            <w:r>
-              <w:rPr>
-                <w:rFonts w:ascii="Adani" w:hAnsi="Adani"/>
-                <w:b w:val="0"/>
-                <w:sz w:val="18"/>
-                <w:u w:val="none"/>
-              </w:rPr>
-              <w:t>Director</w:t>
-            </w:r>
-          </w:p>
-        </w:tc>
-        <w:tc>
-          <w:tcPr>
-            <w:tcW w:type="dxa" w:w="1304"/>
-            <w:shd w:val="clear" w:color="auto" w:fill="FFFFFF"/>
-            <w:tcBorders>
-              <w:top w:val="single" w:sz="4" w:space="0" w:color="000000"/>
-              <w:left w:val="single" w:sz="4" w:space="0" w:color="000000"/>
-              <w:bottom w:val="single" w:sz="4" w:space="0" w:color="000000"/>
-              <w:right w:val="single" w:sz="4" w:space="0" w:color="000000"/>
-            </w:tcBorders>
-            <w:vAlign w:val="center"/>
-          </w:tcPr>
-          <w:p>
-            <w:pPr>
-              <w:spacing w:before="40" w:after="40"/>
-              <w:jc w:val="left"/>
-            </w:pPr>
-            <w:r>
-              <w:rPr>
-                <w:rFonts w:ascii="Adani" w:hAnsi="Adani"/>
-                <w:b w:val="0"/>
-                <w:sz w:val="18"/>
-                <w:u w:val="none"/>
-              </w:rPr>
-              <w:t>29/03/2019</w:t>
+              <w:t>26/04/2021</w:t>
             </w:r>
           </w:p>
         </w:tc>

--- a/Backend/Director_Disclosure/Output_Disclosures/2024-25/ADANI_DHAMRA_LPG_TERMINAL_PRIVATE_LIMITED/MBP-1/MBP1_Udayan_Jain_08403739.docx
+++ b/Backend/Director_Disclosure/Output_Disclosures/2024-25/ADANI_DHAMRA_LPG_TERMINAL_PRIVATE_LIMITED/MBP-1/MBP1_Udayan_Jain_08403739.docx
@@ -710,7 +710,7 @@
                 <w:sz w:val="18"/>
                 <w:u w:val="none"/>
               </w:rPr>
-              <w:t>Date:   15th May, 2026</w:t>
+              <w:t>Date:   27th May, 2026</w:t>
             </w:r>
           </w:p>
         </w:tc>
@@ -1747,7 +1747,7 @@
                 <w:sz w:val="18"/>
                 <w:u w:val="none"/>
               </w:rPr>
-              <w:t>Date:   15th May, 2026</w:t>
+              <w:t>Date:   27th May, 2026</w:t>
             </w:r>
           </w:p>
         </w:tc>
@@ -1908,7 +1908,7 @@
           <w:sz w:val="20"/>
           <w:u w:val="none"/>
         </w:rPr>
-        <w:t>15th May, 2026</w:t>
+        <w:t>27th May, 2026</w:t>
       </w:r>
     </w:p>
     <w:p>
